--- a/storage/templates/normalized-docx/BM-190/BM-190_normalized.docx
+++ b/storage/templates/normalized-docx/BM-190/BM-190_normalized.docx
@@ -880,7 +880,7 @@
         <w:rPr>
           <w:rFonts w:cs="Times New Roman" w:ascii="Times New Roman" w:hAnsi="Times New Roman"/>
         </w:rPr>
-        <w:t xml:space="preserve">{{document.field}}</w:t>
+        <w:t xml:space="preserve">{{document.fullDocumentCode}}</w:t>
       </w:r>
     </w:p>
     <w:p>
@@ -1094,7 +1094,7 @@
         <w:rPr>
           <w:rFonts w:cs="Times New Roman" w:ascii="Times New Roman" w:hAnsi="Times New Roman"/>
         </w:rPr>
-        <w:t>{{recipients.field}}</w:t>
+        <w:t>{{recipients.personLine2}}</w:t>
       </w:r>
     </w:p>
     <w:p>
@@ -1110,7 +1110,7 @@
         <w:rPr>
           <w:rFonts w:cs="Times New Roman" w:ascii="Times New Roman" w:hAnsi="Times New Roman"/>
         </w:rPr>
-        <w:t>{{recipients.field}}</w:t>
+        <w:t>{{recipients.personLine3}}</w:t>
       </w:r>
       <w:r>
         <w:rPr>
@@ -1122,9 +1122,9 @@
         <w:rPr>
           <w:rFonts w:cs="Times New Roman" w:ascii="Times New Roman" w:hAnsi="Times New Roman"/>
         </w:rPr>
-        <w:t>{{recipients.field}}</w:t>
+        <w:t>{{recipients.personLine4}}</w:t>
         <w:tab/>
-        <w:t>{{recipients.field}}</w:t>
+        <w:t>{{recipients.personLine5}}</w:t>
       </w:r>
     </w:p>
     <w:p>
@@ -1140,9 +1140,9 @@
         <w:rPr>
           <w:rFonts w:cs="Times New Roman" w:ascii="Times New Roman" w:hAnsi="Times New Roman"/>
         </w:rPr>
-        <w:t>{{recipients.field}}</w:t>
+        <w:t>{{recipients.personLine6}}</w:t>
         <w:tab/>
-        <w:t>{{recipients.field}}</w:t>
+        <w:t>{{recipients.personLine7}}</w:t>
       </w:r>
     </w:p>
     <w:p>
@@ -1158,7 +1158,7 @@
         <w:rPr>
           <w:rFonts w:cs="Times New Roman" w:ascii="Times New Roman" w:hAnsi="Times New Roman"/>
         </w:rPr>
-        <w:t>{{recipients.field}}</w:t>
+        <w:t>{{recipients.personLine8}}</w:t>
       </w:r>
     </w:p>
     <w:p>
@@ -1174,7 +1174,7 @@
         <w:rPr>
           <w:rFonts w:cs="Times New Roman" w:ascii="Times New Roman" w:hAnsi="Times New Roman"/>
         </w:rPr>
-        <w:t>{{recipients.field}}</w:t>
+        <w:t>{{recipients.personLine9}}</w:t>
       </w:r>
     </w:p>
     <w:p>
@@ -1190,7 +1190,7 @@
         <w:rPr>
           <w:rFonts w:cs="Times New Roman" w:ascii="Times New Roman" w:hAnsi="Times New Roman"/>
         </w:rPr>
-        <w:t>{{recipients.field}}</w:t>
+        <w:t>{{recipients.personLine10}}</w:t>
       </w:r>
       <w:r>
         <w:rPr>
@@ -1202,7 +1202,7 @@
         <w:rPr>
           <w:rFonts w:cs="Times New Roman" w:ascii="Times New Roman" w:hAnsi="Times New Roman"/>
         </w:rPr>
-        <w:t>{{recipients.field}}</w:t>
+        <w:t>{{recipients.personLine11}}</w:t>
       </w:r>
       <w:r>
         <w:rPr>
@@ -1214,7 +1214,7 @@
         <w:rPr>
           <w:rFonts w:cs="Times New Roman" w:ascii="Times New Roman" w:hAnsi="Times New Roman"/>
         </w:rPr>
-        <w:t>{{recipients.field}}</w:t>
+        <w:t>{{recipients.personLine12}}</w:t>
       </w:r>
     </w:p>
     <w:p>
@@ -1254,7 +1254,7 @@
         <w:rPr>
           <w:rFonts w:cs="Times New Roman" w:ascii="Times New Roman" w:hAnsi="Times New Roman"/>
         </w:rPr>
-        <w:t>{{document.field}}</w:t>
+        <w:t>{{document.issueDate}}</w:t>
       </w:r>
     </w:p>
     <w:p>
@@ -1282,7 +1282,7 @@
         <w:rPr>
           <w:rFonts w:cs="Times New Roman" w:ascii="Times New Roman" w:hAnsi="Times New Roman"/>
         </w:rPr>
-        <w:t>{{recipients.field}}</w:t>
+        <w:t>{{recipients.personLine13}}</w:t>
       </w:r>
     </w:p>
     <w:p>
@@ -1308,7 +1308,7 @@
         <w:rPr>
           <w:rFonts w:cs="Times New Roman" w:ascii="Times New Roman" w:hAnsi="Times New Roman"/>
         </w:rPr>
-        <w:t>{{recipients.field}}</w:t>
+        <w:t>{{recipients.personLine14}}</w:t>
       </w:r>
     </w:p>
     <w:p>
@@ -1325,7 +1325,7 @@
         <w:rPr>
           <w:rFonts w:cs="Times New Roman" w:ascii="Times New Roman" w:hAnsi="Times New Roman"/>
         </w:rPr>
-        <w:t>{{recipients.field}}</w:t>
+        <w:t>{{recipients.personLine15}}</w:t>
       </w:r>
     </w:p>
     <w:p>
@@ -1505,7 +1505,7 @@
           <w:rFonts w:cs="Times New Roman" w:ascii="Times New Roman" w:hAnsi="Times New Roman"/>
           <w:szCs w:val="28"/>
         </w:rPr>
-        <w:t xml:space="preserve">{{document.field}}</w:t>
+        <w:t xml:space="preserve">{{document.issuePlace}}</w:t>
       </w:r>
     </w:p>
     <w:p>
@@ -1684,7 +1684,7 @@
                 <w:sz w:val="24"/>
                 <w:lang w:val="pt-BR"/>
               </w:rPr>
-              <w:t>{{recipients.field}}</w:t>
+              <w:t>{{recipients.personLine15}}</w:t>
             </w:r>
           </w:p>
           <w:p>
